--- a/flow/20230927_hours/drafts/2024-01-g/03.01.docx
+++ b/flow/20230927_hours/drafts/2024-01-g/03.01.docx
@@ -4484,43 +4484,7 @@
           <w:sz w:val="24"/>
           <w:highlight w:val="white"/>
         </w:rPr>
-        <w:t xml:space="preserve">Провістив ти, пророче </w:t>
-      </w:r>
-      <w:r>
-        <w:rPr>
-          <w:rFonts w:ascii="Times New Roman" w:hAnsi="Times New Roman"/>
-          <w:color w:val="000000"/>
-          <w:sz w:val="24"/>
-          <w:highlight w:val="white"/>
-        </w:rPr>
-        <w:t>Малахіє</w:t>
-      </w:r>
-      <w:r>
-        <w:rPr>
-          <w:rFonts w:ascii="Times New Roman" w:hAnsi="Times New Roman"/>
-          <w:color w:val="000000"/>
-          <w:sz w:val="24"/>
-          <w:highlight w:val="white"/>
-        </w:rPr>
-        <w:t xml:space="preserve"> богомудрий,* страшний день пришестя Христового і усунення закону </w:t>
-      </w:r>
-      <w:r>
-        <w:rPr>
-          <w:rFonts w:ascii="Times New Roman" w:hAnsi="Times New Roman"/>
-          <w:color w:val="000000"/>
-          <w:sz w:val="24"/>
-          <w:highlight w:val="white"/>
-        </w:rPr>
-        <w:t>передрік</w:t>
-      </w:r>
-      <w:r>
-        <w:rPr>
-          <w:rFonts w:ascii="Times New Roman" w:hAnsi="Times New Roman"/>
-          <w:color w:val="000000"/>
-          <w:sz w:val="24"/>
-          <w:highlight w:val="white"/>
-        </w:rPr>
-        <w:t xml:space="preserve"> єси, мовлячи:* прийде воістину Господь, якого ми радісно шукали у храмі.* Нині ж молися Йому, щоб спас душі наші.</w:t>
+        <w:t>Провістив ти, пророче Малахіє богомудрий,* страшний день пришестя Христового і усунення закону передрік єси, мовлячи:* прийде воістину Господь, якого ми радісно шукали у храмі.* Нині ж молися Йому, щоб спас душі наші.</w:t>
       </w:r>
     </w:p>
     <w:p>
@@ -9657,43 +9621,7 @@
           <w:sz w:val="24"/>
           <w:highlight w:val="white"/>
         </w:rPr>
-        <w:t xml:space="preserve">Провістив ти, пророче </w:t>
-      </w:r>
-      <w:r>
-        <w:rPr>
-          <w:rFonts w:ascii="Times New Roman" w:hAnsi="Times New Roman"/>
-          <w:color w:val="000000"/>
-          <w:sz w:val="24"/>
-          <w:highlight w:val="white"/>
-        </w:rPr>
-        <w:t>Малахіє</w:t>
-      </w:r>
-      <w:r>
-        <w:rPr>
-          <w:rFonts w:ascii="Times New Roman" w:hAnsi="Times New Roman"/>
-          <w:color w:val="000000"/>
-          <w:sz w:val="24"/>
-          <w:highlight w:val="white"/>
-        </w:rPr>
-        <w:t xml:space="preserve"> богомудрий,* страшний день пришестя Христового і усунення закону </w:t>
-      </w:r>
-      <w:r>
-        <w:rPr>
-          <w:rFonts w:ascii="Times New Roman" w:hAnsi="Times New Roman"/>
-          <w:color w:val="000000"/>
-          <w:sz w:val="24"/>
-          <w:highlight w:val="white"/>
-        </w:rPr>
-        <w:t>передрік</w:t>
-      </w:r>
-      <w:r>
-        <w:rPr>
-          <w:rFonts w:ascii="Times New Roman" w:hAnsi="Times New Roman"/>
-          <w:color w:val="000000"/>
-          <w:sz w:val="24"/>
-          <w:highlight w:val="white"/>
-        </w:rPr>
-        <w:t xml:space="preserve"> єси, мовлячи:* прийде воістину Господь, якого ми радісно шукали у храмі.* Нині ж молися Йому, щоб спас душі наші.</w:t>
+        <w:t>Провістив ти, пророче Малахіє богомудрий,* страшний день пришестя Христового і усунення закону передрік єси, мовлячи:* прийде воістину Господь, якого ми радісно шукали у храмі.* Нині ж молися Йому, щоб спас душі наші.</w:t>
       </w:r>
     </w:p>
     <w:p>
